--- a/lessons/9-3/downloads/reveal/teacher/9.3-session-1-prerequisite-practice-a.docx
+++ b/lessons/9-3/downloads/reveal/teacher/9.3-session-1-prerequisite-practice-a.docx
@@ -15,10 +15,28 @@
         <w:rPr>
           <w:rFonts w:ascii="Avenir Next" w:hAnsi="Avenir Next" w:cs="Avenir Next" w:eastAsia="Avenir Next"/>
           <w:color w:val="1A1A1A"/>
+          <w:sz w:val="22"/>
+          <w:szCs w:val="20"/>
+        </w:rPr>
+        <w:t xml:space="preserve">Name</w:t>
+      </w:r>
+      <w:r>
+        <w:rPr>
+          <w:rFonts w:ascii="Avenir Next" w:hAnsi="Avenir Next" w:cs="Avenir Next" w:eastAsia="Avenir Next"/>
+          <w:color w:val="1A1A1A"/>
           <w:sz w:val="20"/>
           <w:szCs w:val="20"/>
         </w:rPr>
-        <w:t xml:space="preserve">Name</w:t>
+        <w:tab/>
+      </w:r>
+      <w:r>
+        <w:rPr>
+          <w:rFonts w:ascii="Avenir Next" w:hAnsi="Avenir Next" w:cs="Avenir Next" w:eastAsia="Avenir Next"/>
+          <w:color w:val="1A1A1A"/>
+          <w:sz w:val="22"/>
+          <w:szCs w:val="20"/>
+        </w:rPr>
+        <w:t xml:space="preserve">   Date</w:t>
       </w:r>
       <w:r>
         <w:rPr>
@@ -33,25 +51,7 @@
         <w:rPr>
           <w:rFonts w:ascii="Avenir Next" w:hAnsi="Avenir Next" w:cs="Avenir Next" w:eastAsia="Avenir Next"/>
           <w:color w:val="1A1A1A"/>
-          <w:sz w:val="20"/>
-          <w:szCs w:val="20"/>
-        </w:rPr>
-        <w:t xml:space="preserve">   Date</w:t>
-      </w:r>
-      <w:r>
-        <w:rPr>
-          <w:rFonts w:ascii="Avenir Next" w:hAnsi="Avenir Next" w:cs="Avenir Next" w:eastAsia="Avenir Next"/>
-          <w:color w:val="1A1A1A"/>
-          <w:sz w:val="20"/>
-          <w:szCs w:val="20"/>
-        </w:rPr>
-        <w:tab/>
-      </w:r>
-      <w:r>
-        <w:rPr>
-          <w:rFonts w:ascii="Avenir Next" w:hAnsi="Avenir Next" w:cs="Avenir Next" w:eastAsia="Avenir Next"/>
-          <w:color w:val="1A1A1A"/>
-          <w:sz w:val="20"/>
+          <w:sz w:val="22"/>
           <w:szCs w:val="20"/>
         </w:rPr>
         <w:t xml:space="preserve">   Period</w:t>
@@ -78,7 +78,7 @@
           <w:caps/>
           <w:color w:val="003A70"/>
           <w:spacing w:val="12"/>
-          <w:sz w:val="19"/>
+          <w:sz w:val="22"/>
           <w:szCs w:val="19"/>
         </w:rPr>
         <w:t xml:space="preserve">Lesson 9-3  ·  Session 1  ·  Prerequisite Practice A  ·  Skill 1 of 2</w:t>
@@ -86,6 +86,7 @@
     </w:p>
     <w:p>
       <w:pPr>
+        <w:pStyle w:val="Heading1"/>
         <w:keepNext/>
         <w:spacing w:before="0" w:after="10" w:line="240" w:lineRule="auto"/>
       </w:pPr>
@@ -111,7 +112,7 @@
         <w:rPr>
           <w:rFonts w:ascii="Avenir Next" w:hAnsi="Avenir Next" w:cs="Avenir Next" w:eastAsia="Avenir Next"/>
           <w:color w:val="5A5F66"/>
-          <w:sz w:val="17"/>
+          <w:sz w:val="22"/>
           <w:szCs w:val="17"/>
         </w:rPr>
         <w:t xml:space="preserve">Builds on Grade 5 · 5.NBT.B.6</w:t>
@@ -154,6 +155,7 @@
           </w:tcPr>
           <w:p>
             <w:pPr>
+              <w:pStyle w:val="Heading2"/>
               <w:spacing w:before="0" w:after="0" w:line="252" w:lineRule="auto"/>
             </w:pPr>
             <w:r>
@@ -183,7 +185,7 @@
               <w:rPr>
                 <w:rFonts w:ascii="Avenir Next" w:hAnsi="Avenir Next" w:cs="Avenir Next" w:eastAsia="Avenir Next"/>
                 <w:color w:val="1A1A1A"/>
-                <w:sz w:val="20"/>
+                <w:sz w:val="22"/>
                 <w:szCs w:val="20"/>
               </w:rPr>
               <w:t xml:space="preserve">You will divide </w:t>
@@ -193,7 +195,7 @@
                 <w:rFonts w:ascii="Avenir Next" w:hAnsi="Avenir Next" w:cs="Avenir Next" w:eastAsia="Avenir Next"/>
                 <w:i/>
                 <w:color w:val="1A1A1A"/>
-                <w:sz w:val="20"/>
+                <w:sz w:val="22"/>
                 <w:szCs w:val="20"/>
               </w:rPr>
               <w:t xml:space="preserve">y</w:t>
@@ -202,7 +204,7 @@
               <w:rPr>
                 <w:rFonts w:ascii="Avenir Next" w:hAnsi="Avenir Next" w:cs="Avenir Next" w:eastAsia="Avenir Next"/>
                 <w:color w:val="1A1A1A"/>
-                <w:sz w:val="20"/>
+                <w:sz w:val="22"/>
                 <w:szCs w:val="20"/>
               </w:rPr>
               <w:t xml:space="preserve"> by </w:t>
@@ -212,7 +214,7 @@
                 <w:rFonts w:ascii="Avenir Next" w:hAnsi="Avenir Next" w:cs="Avenir Next" w:eastAsia="Avenir Next"/>
                 <w:i/>
                 <w:color w:val="1A1A1A"/>
-                <w:sz w:val="20"/>
+                <w:sz w:val="22"/>
                 <w:szCs w:val="20"/>
               </w:rPr>
               <w:t xml:space="preserve">x</w:t>
@@ -221,7 +223,7 @@
               <w:rPr>
                 <w:rFonts w:ascii="Avenir Next" w:hAnsi="Avenir Next" w:cs="Avenir Next" w:eastAsia="Avenir Next"/>
                 <w:color w:val="1A1A1A"/>
-                <w:sz w:val="20"/>
+                <w:sz w:val="22"/>
                 <w:szCs w:val="20"/>
               </w:rPr>
               <w:t xml:space="preserve">, like 90 ÷ 10 and 100 ÷ 4, to find a rule.</w:t>
@@ -241,6 +243,7 @@
           </w:tcPr>
           <w:p>
             <w:pPr>
+              <w:pStyle w:val="Heading2"/>
               <w:spacing w:before="0" w:after="0" w:line="252" w:lineRule="auto"/>
             </w:pPr>
             <w:r>
@@ -270,7 +273,7 @@
               <w:rPr>
                 <w:rFonts w:ascii="Avenir Next" w:hAnsi="Avenir Next" w:cs="Avenir Next" w:eastAsia="Avenir Next"/>
                 <w:color w:val="1A1A1A"/>
-                <w:sz w:val="20"/>
+                <w:sz w:val="22"/>
                 <w:szCs w:val="20"/>
               </w:rPr>
               <w:t xml:space="preserve">Divide like 144 ÷ 6 by breaking the number into friendly parts.  </w:t>
@@ -280,7 +283,7 @@
                 <w:rFonts w:ascii="Avenir Next" w:hAnsi="Avenir Next" w:cs="Avenir Next" w:eastAsia="Avenir Next"/>
                 <w:b/>
                 <w:color w:val="1A1A1A"/>
-                <w:sz w:val="20"/>
+                <w:sz w:val="22"/>
                 <w:szCs w:val="20"/>
               </w:rPr>
               <w:t xml:space="preserve">You will use it in Practice Form A, problems 5, 6, and 7.</w:t>
@@ -291,6 +294,7 @@
     </w:tbl>
     <w:p>
       <w:pPr>
+        <w:pStyle w:val="Heading2"/>
         <w:keepNext/>
         <w:pBdr>
           <w:bottom w:val="single" w:sz="8" w:space="3" w:color="003A70"/>
@@ -306,7 +310,7 @@
           <w:b/>
           <w:color w:val="003A70"/>
           <w:spacing w:val="14"/>
-          <w:sz w:val="19"/>
+          <w:sz w:val="22"/>
           <w:szCs w:val="19"/>
         </w:rPr>
         <w:t xml:space="preserve">STEPS TO FOLLOW</w:t>
@@ -325,7 +329,7 @@
           <w:rFonts w:ascii="Avenir Next" w:hAnsi="Avenir Next" w:cs="Avenir Next" w:eastAsia="Avenir Next"/>
           <w:i/>
           <w:color w:val="5A5F66"/>
-          <w:sz w:val="17"/>
+          <w:sz w:val="22"/>
           <w:szCs w:val="17"/>
         </w:rPr>
         <w:t xml:space="preserve">use these same steps on every problem</w:t>
@@ -367,6 +371,7 @@
           </w:tcPr>
           <w:p>
             <w:pPr>
+              <w:pStyle w:val="Heading1"/>
               <w:spacing w:before="0" w:after="0" w:line="240" w:lineRule="auto"/>
               <w:jc w:val="center"/>
             </w:pPr>
@@ -396,7 +401,7 @@
                 <w:rFonts w:ascii="Avenir Next" w:hAnsi="Avenir Next" w:cs="Avenir Next" w:eastAsia="Avenir Next"/>
                 <w:b/>
                 <w:color w:val="1A1A1A"/>
-                <w:sz w:val="21"/>
+                <w:sz w:val="22"/>
                 <w:szCs w:val="21"/>
               </w:rPr>
               <w:t xml:space="preserve">Break</w:t>
@@ -405,7 +410,7 @@
               <w:rPr>
                 <w:rFonts w:ascii="Avenir Next" w:hAnsi="Avenir Next" w:cs="Avenir Next" w:eastAsia="Avenir Next"/>
                 <w:color w:val="1A1A1A"/>
-                <w:sz w:val="21"/>
+                <w:sz w:val="22"/>
                 <w:szCs w:val="21"/>
               </w:rPr>
               <w:t xml:space="preserve"> the number into parts the divisor goes into easily.</w:t>
@@ -424,6 +429,7 @@
           </w:tcPr>
           <w:p>
             <w:pPr>
+              <w:pStyle w:val="Heading1"/>
               <w:spacing w:before="0" w:after="0" w:line="240" w:lineRule="auto"/>
               <w:jc w:val="center"/>
             </w:pPr>
@@ -453,7 +459,7 @@
                 <w:rFonts w:ascii="Avenir Next" w:hAnsi="Avenir Next" w:cs="Avenir Next" w:eastAsia="Avenir Next"/>
                 <w:b/>
                 <w:color w:val="1A1A1A"/>
-                <w:sz w:val="21"/>
+                <w:sz w:val="22"/>
                 <w:szCs w:val="21"/>
               </w:rPr>
               <w:t xml:space="preserve">Divide</w:t>
@@ -462,7 +468,7 @@
               <w:rPr>
                 <w:rFonts w:ascii="Avenir Next" w:hAnsi="Avenir Next" w:cs="Avenir Next" w:eastAsia="Avenir Next"/>
                 <w:color w:val="1A1A1A"/>
-                <w:sz w:val="21"/>
+                <w:sz w:val="22"/>
                 <w:szCs w:val="21"/>
               </w:rPr>
               <w:t xml:space="preserve"> each part.</w:t>
@@ -481,6 +487,7 @@
           </w:tcPr>
           <w:p>
             <w:pPr>
+              <w:pStyle w:val="Heading1"/>
               <w:spacing w:before="0" w:after="0" w:line="240" w:lineRule="auto"/>
               <w:jc w:val="center"/>
             </w:pPr>
@@ -510,7 +517,7 @@
                 <w:rFonts w:ascii="Avenir Next" w:hAnsi="Avenir Next" w:cs="Avenir Next" w:eastAsia="Avenir Next"/>
                 <w:b/>
                 <w:color w:val="1A1A1A"/>
-                <w:sz w:val="21"/>
+                <w:sz w:val="22"/>
                 <w:szCs w:val="21"/>
               </w:rPr>
               <w:t xml:space="preserve">Add</w:t>
@@ -519,7 +526,7 @@
               <w:rPr>
                 <w:rFonts w:ascii="Avenir Next" w:hAnsi="Avenir Next" w:cs="Avenir Next" w:eastAsia="Avenir Next"/>
                 <w:color w:val="1A1A1A"/>
-                <w:sz w:val="21"/>
+                <w:sz w:val="22"/>
                 <w:szCs w:val="21"/>
               </w:rPr>
               <w:t xml:space="preserve"> the answers.</w:t>
@@ -530,6 +537,7 @@
     </w:tbl>
     <w:p>
       <w:pPr>
+        <w:pStyle w:val="Heading2"/>
         <w:keepNext/>
         <w:pBdr>
           <w:bottom w:val="single" w:sz="8" w:space="3" w:color="003A70"/>
@@ -545,7 +553,7 @@
           <w:b/>
           <w:color w:val="003A70"/>
           <w:spacing w:val="14"/>
-          <w:sz w:val="19"/>
+          <w:sz w:val="22"/>
           <w:szCs w:val="19"/>
         </w:rPr>
         <w:t xml:space="preserve">WATCH ME</w:t>
@@ -564,7 +572,7 @@
           <w:rFonts w:ascii="Avenir Next" w:hAnsi="Avenir Next" w:cs="Avenir Next" w:eastAsia="Avenir Next"/>
           <w:i/>
           <w:color w:val="5A5F66"/>
-          <w:sz w:val="17"/>
+          <w:sz w:val="22"/>
           <w:szCs w:val="17"/>
         </w:rPr>
         <w:t xml:space="preserve">the steps in action</w:t>
@@ -579,7 +587,7 @@
           <w:rFonts w:ascii="Avenir Next" w:hAnsi="Avenir Next" w:cs="Avenir Next" w:eastAsia="Avenir Next"/>
           <w:b/>
           <w:color w:val="1A1A1A"/>
-          <w:sz w:val="21"/>
+          <w:sz w:val="22"/>
           <w:szCs w:val="21"/>
         </w:rPr>
         <w:t xml:space="preserve">144 ÷ 6</w:t>
@@ -598,25 +606,25 @@
           <w:rFonts w:ascii="Avenir Next" w:hAnsi="Avenir Next" w:cs="Avenir Next" w:eastAsia="Avenir Next"/>
           <w:b/>
           <w:color w:val="003A70"/>
+          <w:sz w:val="22"/>
+          <w:szCs w:val="19"/>
+        </w:rPr>
+        <w:t xml:space="preserve">Step 1</w:t>
+      </w:r>
+      <w:r>
+        <w:rPr>
+          <w:rFonts w:ascii="Avenir Next" w:hAnsi="Avenir Next" w:cs="Avenir Next" w:eastAsia="Avenir Next"/>
+          <w:color w:val="1A1A1A"/>
           <w:sz w:val="19"/>
           <w:szCs w:val="19"/>
         </w:rPr>
-        <w:t xml:space="preserve">Step 1</w:t>
-      </w:r>
-      <w:r>
-        <w:rPr>
-          <w:rFonts w:ascii="Avenir Next" w:hAnsi="Avenir Next" w:cs="Avenir Next" w:eastAsia="Avenir Next"/>
-          <w:color w:val="1A1A1A"/>
-          <w:sz w:val="19"/>
-          <w:szCs w:val="19"/>
-        </w:rPr>
         <w:tab/>
       </w:r>
       <w:r>
         <w:rPr>
           <w:rFonts w:ascii="Avenir Next" w:hAnsi="Avenir Next" w:cs="Avenir Next" w:eastAsia="Avenir Next"/>
           <w:color w:val="1A1A1A"/>
-          <w:sz w:val="21"/>
+          <w:sz w:val="22"/>
           <w:szCs w:val="21"/>
         </w:rPr>
         <w:t xml:space="preserve">144 = 120 + 24</w:t>
@@ -635,25 +643,25 @@
           <w:rFonts w:ascii="Avenir Next" w:hAnsi="Avenir Next" w:cs="Avenir Next" w:eastAsia="Avenir Next"/>
           <w:b/>
           <w:color w:val="003A70"/>
+          <w:sz w:val="22"/>
+          <w:szCs w:val="19"/>
+        </w:rPr>
+        <w:t xml:space="preserve">Step 2</w:t>
+      </w:r>
+      <w:r>
+        <w:rPr>
+          <w:rFonts w:ascii="Avenir Next" w:hAnsi="Avenir Next" w:cs="Avenir Next" w:eastAsia="Avenir Next"/>
+          <w:color w:val="1A1A1A"/>
           <w:sz w:val="19"/>
           <w:szCs w:val="19"/>
         </w:rPr>
-        <w:t xml:space="preserve">Step 2</w:t>
-      </w:r>
-      <w:r>
-        <w:rPr>
-          <w:rFonts w:ascii="Avenir Next" w:hAnsi="Avenir Next" w:cs="Avenir Next" w:eastAsia="Avenir Next"/>
-          <w:color w:val="1A1A1A"/>
-          <w:sz w:val="19"/>
-          <w:szCs w:val="19"/>
-        </w:rPr>
         <w:tab/>
       </w:r>
       <w:r>
         <w:rPr>
           <w:rFonts w:ascii="Avenir Next" w:hAnsi="Avenir Next" w:cs="Avenir Next" w:eastAsia="Avenir Next"/>
           <w:color w:val="1A1A1A"/>
-          <w:sz w:val="21"/>
+          <w:sz w:val="22"/>
           <w:szCs w:val="21"/>
         </w:rPr>
         <w:t xml:space="preserve">120 ÷ 6 = 20.  24 ÷ 6 = 4.</w:t>
@@ -672,25 +680,25 @@
           <w:rFonts w:ascii="Avenir Next" w:hAnsi="Avenir Next" w:cs="Avenir Next" w:eastAsia="Avenir Next"/>
           <w:b/>
           <w:color w:val="003A70"/>
+          <w:sz w:val="22"/>
+          <w:szCs w:val="19"/>
+        </w:rPr>
+        <w:t xml:space="preserve">Step 3</w:t>
+      </w:r>
+      <w:r>
+        <w:rPr>
+          <w:rFonts w:ascii="Avenir Next" w:hAnsi="Avenir Next" w:cs="Avenir Next" w:eastAsia="Avenir Next"/>
+          <w:color w:val="1A1A1A"/>
           <w:sz w:val="19"/>
           <w:szCs w:val="19"/>
         </w:rPr>
-        <w:t xml:space="preserve">Step 3</w:t>
-      </w:r>
-      <w:r>
-        <w:rPr>
-          <w:rFonts w:ascii="Avenir Next" w:hAnsi="Avenir Next" w:cs="Avenir Next" w:eastAsia="Avenir Next"/>
-          <w:color w:val="1A1A1A"/>
-          <w:sz w:val="19"/>
-          <w:szCs w:val="19"/>
-        </w:rPr>
         <w:tab/>
       </w:r>
       <w:r>
         <w:rPr>
           <w:rFonts w:ascii="Avenir Next" w:hAnsi="Avenir Next" w:cs="Avenir Next" w:eastAsia="Avenir Next"/>
           <w:color w:val="1A1A1A"/>
-          <w:sz w:val="21"/>
+          <w:sz w:val="22"/>
           <w:szCs w:val="21"/>
         </w:rPr>
         <w:t xml:space="preserve">20 + 4 = 24</w:t>
@@ -709,18 +717,18 @@
           <w:rFonts w:ascii="Avenir Next" w:hAnsi="Avenir Next" w:cs="Avenir Next" w:eastAsia="Avenir Next"/>
           <w:b/>
           <w:color w:val="1A1A1A"/>
+          <w:sz w:val="22"/>
+          <w:szCs w:val="21"/>
+        </w:rPr>
+        <w:t xml:space="preserve">Answer</w:t>
+      </w:r>
+      <w:r>
+        <w:rPr>
+          <w:rFonts w:ascii="Avenir Next" w:hAnsi="Avenir Next" w:cs="Avenir Next" w:eastAsia="Avenir Next"/>
+          <w:color w:val="1A1A1A"/>
           <w:sz w:val="21"/>
           <w:szCs w:val="21"/>
         </w:rPr>
-        <w:t xml:space="preserve">Answer</w:t>
-      </w:r>
-      <w:r>
-        <w:rPr>
-          <w:rFonts w:ascii="Avenir Next" w:hAnsi="Avenir Next" w:cs="Avenir Next" w:eastAsia="Avenir Next"/>
-          <w:color w:val="1A1A1A"/>
-          <w:sz w:val="21"/>
-          <w:szCs w:val="21"/>
-        </w:rPr>
         <w:tab/>
       </w:r>
       <w:r>
@@ -728,7 +736,7 @@
           <w:rFonts w:ascii="Avenir Next" w:hAnsi="Avenir Next" w:cs="Avenir Next" w:eastAsia="Avenir Next"/>
           <w:b/>
           <w:color w:val="1A1A1A"/>
-          <w:sz w:val="21"/>
+          <w:sz w:val="22"/>
           <w:szCs w:val="21"/>
         </w:rPr>
         <w:t xml:space="preserve">24</w:t>
@@ -736,6 +744,7 @@
     </w:p>
     <w:p>
       <w:pPr>
+        <w:pStyle w:val="Heading2"/>
         <w:keepNext/>
         <w:pBdr>
           <w:bottom w:val="single" w:sz="8" w:space="3" w:color="003A70"/>
@@ -751,7 +760,7 @@
           <w:b/>
           <w:color w:val="003A70"/>
           <w:spacing w:val="14"/>
-          <w:sz w:val="19"/>
+          <w:sz w:val="22"/>
           <w:szCs w:val="19"/>
         </w:rPr>
         <w:t xml:space="preserve">TRY IT WITH HELP</w:t>
@@ -770,7 +779,7 @@
           <w:rFonts w:ascii="Avenir Next" w:hAnsi="Avenir Next" w:cs="Avenir Next" w:eastAsia="Avenir Next"/>
           <w:i/>
           <w:color w:val="5A5F66"/>
-          <w:sz w:val="17"/>
+          <w:sz w:val="22"/>
           <w:szCs w:val="17"/>
         </w:rPr>
         <w:t xml:space="preserve">fill in each step</w:t>
@@ -828,25 +837,25 @@
           <w:rFonts w:ascii="Avenir Next" w:hAnsi="Avenir Next" w:cs="Avenir Next" w:eastAsia="Avenir Next"/>
           <w:b/>
           <w:color w:val="003A70"/>
+          <w:sz w:val="22"/>
+          <w:szCs w:val="18"/>
+        </w:rPr>
+        <w:t xml:space="preserve">Step 1</w:t>
+      </w:r>
+      <w:r>
+        <w:rPr>
+          <w:rFonts w:ascii="Avenir Next" w:hAnsi="Avenir Next" w:cs="Avenir Next" w:eastAsia="Avenir Next"/>
+          <w:color w:val="1A1A1A"/>
           <w:sz w:val="18"/>
           <w:szCs w:val="18"/>
         </w:rPr>
-        <w:t xml:space="preserve">Step 1</w:t>
-      </w:r>
-      <w:r>
-        <w:rPr>
-          <w:rFonts w:ascii="Avenir Next" w:hAnsi="Avenir Next" w:cs="Avenir Next" w:eastAsia="Avenir Next"/>
-          <w:color w:val="1A1A1A"/>
-          <w:sz w:val="18"/>
-          <w:szCs w:val="18"/>
-        </w:rPr>
         <w:tab/>
       </w:r>
       <w:r>
         <w:rPr>
           <w:rFonts w:ascii="Avenir Next" w:hAnsi="Avenir Next" w:cs="Avenir Next" w:eastAsia="Avenir Next"/>
           <w:color w:val="1A1A1A"/>
-          <w:sz w:val="21"/>
+          <w:sz w:val="22"/>
           <w:szCs w:val="21"/>
         </w:rPr>
         <w:t xml:space="preserve">225 = 180 + </w:t>
@@ -876,28 +885,47 @@
           <w:rFonts w:ascii="Avenir Next" w:hAnsi="Avenir Next" w:cs="Avenir Next" w:eastAsia="Avenir Next"/>
           <w:b/>
           <w:color w:val="003A70"/>
+          <w:sz w:val="22"/>
+          <w:szCs w:val="18"/>
+        </w:rPr>
+        <w:t xml:space="preserve">Step 2</w:t>
+      </w:r>
+      <w:r>
+        <w:rPr>
+          <w:rFonts w:ascii="Avenir Next" w:hAnsi="Avenir Next" w:cs="Avenir Next" w:eastAsia="Avenir Next"/>
+          <w:color w:val="1A1A1A"/>
           <w:sz w:val="18"/>
           <w:szCs w:val="18"/>
         </w:rPr>
-        <w:t xml:space="preserve">Step 2</w:t>
-      </w:r>
-      <w:r>
-        <w:rPr>
-          <w:rFonts w:ascii="Avenir Next" w:hAnsi="Avenir Next" w:cs="Avenir Next" w:eastAsia="Avenir Next"/>
-          <w:color w:val="1A1A1A"/>
-          <w:sz w:val="18"/>
-          <w:szCs w:val="18"/>
-        </w:rPr>
         <w:tab/>
       </w:r>
       <w:r>
         <w:rPr>
           <w:rFonts w:ascii="Avenir Next" w:hAnsi="Avenir Next" w:cs="Avenir Next" w:eastAsia="Avenir Next"/>
           <w:color w:val="1A1A1A"/>
+          <w:sz w:val="22"/>
+          <w:szCs w:val="21"/>
+        </w:rPr>
+        <w:t xml:space="preserve">180 ÷ 9 = </w:t>
+      </w:r>
+      <w:r>
+        <w:rPr>
+          <w:rFonts w:ascii="Avenir Next" w:hAnsi="Avenir Next" w:cs="Avenir Next" w:eastAsia="Avenir Next"/>
+          <w:color w:val="1A1A1A"/>
           <w:sz w:val="21"/>
           <w:szCs w:val="21"/>
-        </w:rPr>
-        <w:t xml:space="preserve">180 ÷ 9 = </w:t>
+          <w:u w:val="single"/>
+        </w:rPr>
+        <w:t xml:space="preserve">                </w:t>
+      </w:r>
+      <w:r>
+        <w:rPr>
+          <w:rFonts w:ascii="Avenir Next" w:hAnsi="Avenir Next" w:cs="Avenir Next" w:eastAsia="Avenir Next"/>
+          <w:color w:val="1A1A1A"/>
+          <w:sz w:val="22"/>
+          <w:szCs w:val="21"/>
+        </w:rPr>
+        <w:t xml:space="preserve">.  45 ÷ 9 = </w:t>
       </w:r>
       <w:r>
         <w:rPr>
@@ -913,26 +941,7 @@
         <w:rPr>
           <w:rFonts w:ascii="Avenir Next" w:hAnsi="Avenir Next" w:cs="Avenir Next" w:eastAsia="Avenir Next"/>
           <w:color w:val="1A1A1A"/>
-          <w:sz w:val="21"/>
-          <w:szCs w:val="21"/>
-        </w:rPr>
-        <w:t xml:space="preserve">.  45 ÷ 9 = </w:t>
-      </w:r>
-      <w:r>
-        <w:rPr>
-          <w:rFonts w:ascii="Avenir Next" w:hAnsi="Avenir Next" w:cs="Avenir Next" w:eastAsia="Avenir Next"/>
-          <w:color w:val="1A1A1A"/>
-          <w:sz w:val="21"/>
-          <w:szCs w:val="21"/>
-          <w:u w:val="single"/>
-        </w:rPr>
-        <w:t xml:space="preserve">                </w:t>
-      </w:r>
-      <w:r>
-        <w:rPr>
-          <w:rFonts w:ascii="Avenir Next" w:hAnsi="Avenir Next" w:cs="Avenir Next" w:eastAsia="Avenir Next"/>
-          <w:color w:val="1A1A1A"/>
-          <w:sz w:val="21"/>
+          <w:sz w:val="22"/>
           <w:szCs w:val="21"/>
         </w:rPr>
         <w:t xml:space="preserve">.</w:t>
@@ -952,25 +961,25 @@
           <w:rFonts w:ascii="Avenir Next" w:hAnsi="Avenir Next" w:cs="Avenir Next" w:eastAsia="Avenir Next"/>
           <w:b/>
           <w:color w:val="003A70"/>
+          <w:sz w:val="22"/>
+          <w:szCs w:val="18"/>
+        </w:rPr>
+        <w:t xml:space="preserve">Step 3</w:t>
+      </w:r>
+      <w:r>
+        <w:rPr>
+          <w:rFonts w:ascii="Avenir Next" w:hAnsi="Avenir Next" w:cs="Avenir Next" w:eastAsia="Avenir Next"/>
+          <w:color w:val="1A1A1A"/>
           <w:sz w:val="18"/>
           <w:szCs w:val="18"/>
         </w:rPr>
-        <w:t xml:space="preserve">Step 3</w:t>
-      </w:r>
-      <w:r>
-        <w:rPr>
-          <w:rFonts w:ascii="Avenir Next" w:hAnsi="Avenir Next" w:cs="Avenir Next" w:eastAsia="Avenir Next"/>
-          <w:color w:val="1A1A1A"/>
-          <w:sz w:val="18"/>
-          <w:szCs w:val="18"/>
-        </w:rPr>
         <w:tab/>
       </w:r>
       <w:r>
         <w:rPr>
           <w:rFonts w:ascii="Avenir Next" w:hAnsi="Avenir Next" w:cs="Avenir Next" w:eastAsia="Avenir Next"/>
           <w:color w:val="1A1A1A"/>
-          <w:sz w:val="21"/>
+          <w:sz w:val="22"/>
           <w:szCs w:val="21"/>
         </w:rPr>
         <w:t xml:space="preserve">20 + 5 = </w:t>
@@ -1043,25 +1052,25 @@
           <w:rFonts w:ascii="Avenir Next" w:hAnsi="Avenir Next" w:cs="Avenir Next" w:eastAsia="Avenir Next"/>
           <w:b/>
           <w:color w:val="003A70"/>
+          <w:sz w:val="22"/>
+          <w:szCs w:val="18"/>
+        </w:rPr>
+        <w:t xml:space="preserve">Step 1</w:t>
+      </w:r>
+      <w:r>
+        <w:rPr>
+          <w:rFonts w:ascii="Avenir Next" w:hAnsi="Avenir Next" w:cs="Avenir Next" w:eastAsia="Avenir Next"/>
+          <w:color w:val="1A1A1A"/>
           <w:sz w:val="18"/>
           <w:szCs w:val="18"/>
         </w:rPr>
-        <w:t xml:space="preserve">Step 1</w:t>
-      </w:r>
-      <w:r>
-        <w:rPr>
-          <w:rFonts w:ascii="Avenir Next" w:hAnsi="Avenir Next" w:cs="Avenir Next" w:eastAsia="Avenir Next"/>
-          <w:color w:val="1A1A1A"/>
-          <w:sz w:val="18"/>
-          <w:szCs w:val="18"/>
-        </w:rPr>
         <w:tab/>
       </w:r>
       <w:r>
         <w:rPr>
           <w:rFonts w:ascii="Avenir Next" w:hAnsi="Avenir Next" w:cs="Avenir Next" w:eastAsia="Avenir Next"/>
           <w:color w:val="1A1A1A"/>
-          <w:sz w:val="21"/>
+          <w:sz w:val="22"/>
           <w:szCs w:val="21"/>
         </w:rPr>
         <w:t xml:space="preserve">96 = 80 + </w:t>
@@ -1091,28 +1100,47 @@
           <w:rFonts w:ascii="Avenir Next" w:hAnsi="Avenir Next" w:cs="Avenir Next" w:eastAsia="Avenir Next"/>
           <w:b/>
           <w:color w:val="003A70"/>
+          <w:sz w:val="22"/>
+          <w:szCs w:val="18"/>
+        </w:rPr>
+        <w:t xml:space="preserve">Step 2</w:t>
+      </w:r>
+      <w:r>
+        <w:rPr>
+          <w:rFonts w:ascii="Avenir Next" w:hAnsi="Avenir Next" w:cs="Avenir Next" w:eastAsia="Avenir Next"/>
+          <w:color w:val="1A1A1A"/>
           <w:sz w:val="18"/>
           <w:szCs w:val="18"/>
         </w:rPr>
-        <w:t xml:space="preserve">Step 2</w:t>
-      </w:r>
-      <w:r>
-        <w:rPr>
-          <w:rFonts w:ascii="Avenir Next" w:hAnsi="Avenir Next" w:cs="Avenir Next" w:eastAsia="Avenir Next"/>
-          <w:color w:val="1A1A1A"/>
-          <w:sz w:val="18"/>
-          <w:szCs w:val="18"/>
-        </w:rPr>
         <w:tab/>
       </w:r>
       <w:r>
         <w:rPr>
           <w:rFonts w:ascii="Avenir Next" w:hAnsi="Avenir Next" w:cs="Avenir Next" w:eastAsia="Avenir Next"/>
           <w:color w:val="1A1A1A"/>
+          <w:sz w:val="22"/>
+          <w:szCs w:val="21"/>
+        </w:rPr>
+        <w:t xml:space="preserve">80 ÷ 8 = </w:t>
+      </w:r>
+      <w:r>
+        <w:rPr>
+          <w:rFonts w:ascii="Avenir Next" w:hAnsi="Avenir Next" w:cs="Avenir Next" w:eastAsia="Avenir Next"/>
+          <w:color w:val="1A1A1A"/>
           <w:sz w:val="21"/>
           <w:szCs w:val="21"/>
-        </w:rPr>
-        <w:t xml:space="preserve">80 ÷ 8 = </w:t>
+          <w:u w:val="single"/>
+        </w:rPr>
+        <w:t xml:space="preserve">                </w:t>
+      </w:r>
+      <w:r>
+        <w:rPr>
+          <w:rFonts w:ascii="Avenir Next" w:hAnsi="Avenir Next" w:cs="Avenir Next" w:eastAsia="Avenir Next"/>
+          <w:color w:val="1A1A1A"/>
+          <w:sz w:val="22"/>
+          <w:szCs w:val="21"/>
+        </w:rPr>
+        <w:t xml:space="preserve">.  16 ÷ 8 = </w:t>
       </w:r>
       <w:r>
         <w:rPr>
@@ -1128,26 +1156,7 @@
         <w:rPr>
           <w:rFonts w:ascii="Avenir Next" w:hAnsi="Avenir Next" w:cs="Avenir Next" w:eastAsia="Avenir Next"/>
           <w:color w:val="1A1A1A"/>
-          <w:sz w:val="21"/>
-          <w:szCs w:val="21"/>
-        </w:rPr>
-        <w:t xml:space="preserve">.  16 ÷ 8 = </w:t>
-      </w:r>
-      <w:r>
-        <w:rPr>
-          <w:rFonts w:ascii="Avenir Next" w:hAnsi="Avenir Next" w:cs="Avenir Next" w:eastAsia="Avenir Next"/>
-          <w:color w:val="1A1A1A"/>
-          <w:sz w:val="21"/>
-          <w:szCs w:val="21"/>
-          <w:u w:val="single"/>
-        </w:rPr>
-        <w:t xml:space="preserve">                </w:t>
-      </w:r>
-      <w:r>
-        <w:rPr>
-          <w:rFonts w:ascii="Avenir Next" w:hAnsi="Avenir Next" w:cs="Avenir Next" w:eastAsia="Avenir Next"/>
-          <w:color w:val="1A1A1A"/>
-          <w:sz w:val="21"/>
+          <w:sz w:val="22"/>
           <w:szCs w:val="21"/>
         </w:rPr>
         <w:t xml:space="preserve">.</w:t>
@@ -1167,35 +1176,35 @@
           <w:rFonts w:ascii="Avenir Next" w:hAnsi="Avenir Next" w:cs="Avenir Next" w:eastAsia="Avenir Next"/>
           <w:b/>
           <w:color w:val="003A70"/>
+          <w:sz w:val="22"/>
+          <w:szCs w:val="18"/>
+        </w:rPr>
+        <w:t xml:space="preserve">Step 3</w:t>
+      </w:r>
+      <w:r>
+        <w:rPr>
+          <w:rFonts w:ascii="Avenir Next" w:hAnsi="Avenir Next" w:cs="Avenir Next" w:eastAsia="Avenir Next"/>
+          <w:color w:val="1A1A1A"/>
           <w:sz w:val="18"/>
           <w:szCs w:val="18"/>
         </w:rPr>
-        <w:t xml:space="preserve">Step 3</w:t>
-      </w:r>
-      <w:r>
-        <w:rPr>
-          <w:rFonts w:ascii="Avenir Next" w:hAnsi="Avenir Next" w:cs="Avenir Next" w:eastAsia="Avenir Next"/>
-          <w:color w:val="1A1A1A"/>
-          <w:sz w:val="18"/>
-          <w:szCs w:val="18"/>
-        </w:rPr>
         <w:tab/>
       </w:r>
       <w:r>
         <w:rPr>
           <w:rFonts w:ascii="Avenir Next" w:hAnsi="Avenir Next" w:cs="Avenir Next" w:eastAsia="Avenir Next"/>
           <w:color w:val="1A1A1A"/>
+          <w:sz w:val="22"/>
+          <w:szCs w:val="21"/>
+        </w:rPr>
+        <w:t xml:space="preserve">10 + 2 = </w:t>
+      </w:r>
+      <w:r>
+        <w:rPr>
+          <w:rFonts w:ascii="Avenir Next" w:hAnsi="Avenir Next" w:cs="Avenir Next" w:eastAsia="Avenir Next"/>
+          <w:color w:val="1A1A1A"/>
           <w:sz w:val="21"/>
           <w:szCs w:val="21"/>
-        </w:rPr>
-        <w:t xml:space="preserve">10 + 2 = </w:t>
-      </w:r>
-      <w:r>
-        <w:rPr>
-          <w:rFonts w:ascii="Avenir Next" w:hAnsi="Avenir Next" w:cs="Avenir Next" w:eastAsia="Avenir Next"/>
-          <w:color w:val="1A1A1A"/>
-          <w:sz w:val="21"/>
-          <w:szCs w:val="21"/>
           <w:u w:val="single"/>
         </w:rPr>
         <w:t xml:space="preserve">                </w:t>
@@ -1208,6 +1217,7 @@
     </w:p>
     <w:p>
       <w:pPr>
+        <w:pStyle w:val="Heading2"/>
         <w:keepNext/>
         <w:pBdr>
           <w:bottom w:val="single" w:sz="8" w:space="3" w:color="003A70"/>
@@ -1223,7 +1233,7 @@
           <w:b/>
           <w:color w:val="003A70"/>
           <w:spacing w:val="14"/>
-          <w:sz w:val="19"/>
+          <w:sz w:val="22"/>
           <w:szCs w:val="19"/>
         </w:rPr>
         <w:t xml:space="preserve">YOUR TURN</w:t>
@@ -1242,7 +1252,7 @@
           <w:rFonts w:ascii="Avenir Next" w:hAnsi="Avenir Next" w:cs="Avenir Next" w:eastAsia="Avenir Next"/>
           <w:i/>
           <w:color w:val="5A5F66"/>
-          <w:sz w:val="17"/>
+          <w:sz w:val="22"/>
           <w:szCs w:val="17"/>
         </w:rPr>
         <w:t xml:space="preserve">use the steps on your own</w:t>
@@ -1414,7 +1424,7 @@
                       <w:szCs w:val="22"/>
                       <w:u w:val="single"/>
                     </w:rPr>
-                    <w:t xml:space="preserve">      </w:t>
+                    <w:t xml:space="preserve">          </w:t>
                   </w:r>
                 </w:p>
               </w:tc>
@@ -1476,7 +1486,7 @@
                       <w:szCs w:val="22"/>
                       <w:u w:val="single"/>
                     </w:rPr>
-                    <w:t xml:space="preserve">      </w:t>
+                    <w:t xml:space="preserve">          </w:t>
                   </w:r>
                 </w:p>
               </w:tc>
@@ -1538,7 +1548,7 @@
                       <w:szCs w:val="22"/>
                       <w:u w:val="single"/>
                     </w:rPr>
-                    <w:t xml:space="preserve">      </w:t>
+                    <w:t xml:space="preserve">          </w:t>
                   </w:r>
                 </w:p>
               </w:tc>
@@ -1606,7 +1616,7 @@
                       <w:szCs w:val="22"/>
                       <w:u w:val="single"/>
                     </w:rPr>
-                    <w:t xml:space="preserve">      </w:t>
+                    <w:t xml:space="preserve">          </w:t>
                   </w:r>
                 </w:p>
               </w:tc>
@@ -1668,7 +1678,7 @@
                       <w:szCs w:val="22"/>
                       <w:u w:val="single"/>
                     </w:rPr>
-                    <w:t xml:space="preserve">      </w:t>
+                    <w:t xml:space="preserve">          </w:t>
                   </w:r>
                 </w:p>
               </w:tc>
@@ -1730,7 +1740,7 @@
                       <w:szCs w:val="22"/>
                       <w:u w:val="single"/>
                     </w:rPr>
-                    <w:t xml:space="preserve">      </w:t>
+                    <w:t xml:space="preserve">          </w:t>
                   </w:r>
                 </w:p>
               </w:tc>
@@ -1762,7 +1772,7 @@
           <w:caps/>
           <w:color w:val="003A70"/>
           <w:spacing w:val="12"/>
-          <w:sz w:val="19"/>
+          <w:sz w:val="22"/>
           <w:szCs w:val="19"/>
         </w:rPr>
         <w:t xml:space="preserve">Lesson 9-3  ·  Session 1  ·  Prerequisite Practice A  ·  Skill 2 of 2</w:t>
@@ -1770,6 +1780,7 @@
     </w:p>
     <w:p>
       <w:pPr>
+        <w:pStyle w:val="Heading1"/>
         <w:keepNext/>
         <w:spacing w:before="0" w:after="10" w:line="240" w:lineRule="auto"/>
       </w:pPr>
@@ -1795,7 +1806,7 @@
         <w:rPr>
           <w:rFonts w:ascii="Avenir Next" w:hAnsi="Avenir Next" w:cs="Avenir Next" w:eastAsia="Avenir Next"/>
           <w:color w:val="5A5F66"/>
-          <w:sz w:val="17"/>
+          <w:sz w:val="22"/>
           <w:szCs w:val="17"/>
         </w:rPr>
         <w:t xml:space="preserve">Builds on Grade 5 · 5.OA.B.3</w:t>
@@ -1838,6 +1849,7 @@
           </w:tcPr>
           <w:p>
             <w:pPr>
+              <w:pStyle w:val="Heading2"/>
               <w:spacing w:before="0" w:after="0" w:line="252" w:lineRule="auto"/>
             </w:pPr>
             <w:r>
@@ -1867,7 +1879,7 @@
               <w:rPr>
                 <w:rFonts w:ascii="Avenir Next" w:hAnsi="Avenir Next" w:cs="Avenir Next" w:eastAsia="Avenir Next"/>
                 <w:color w:val="1A1A1A"/>
-                <w:sz w:val="20"/>
+                <w:sz w:val="22"/>
                 <w:szCs w:val="20"/>
               </w:rPr>
               <w:t xml:space="preserve">You will see </w:t>
@@ -1877,7 +1889,7 @@
                 <w:rFonts w:ascii="Avenir Next" w:hAnsi="Avenir Next" w:cs="Avenir Next" w:eastAsia="Avenir Next"/>
                 <w:i/>
                 <w:color w:val="1A1A1A"/>
-                <w:sz w:val="20"/>
+                <w:sz w:val="22"/>
                 <w:szCs w:val="20"/>
               </w:rPr>
               <w:t xml:space="preserve">y</w:t>
@@ -1886,7 +1898,7 @@
               <w:rPr>
                 <w:rFonts w:ascii="Avenir Next" w:hAnsi="Avenir Next" w:cs="Avenir Next" w:eastAsia="Avenir Next"/>
                 <w:color w:val="1A1A1A"/>
-                <w:sz w:val="20"/>
+                <w:sz w:val="22"/>
                 <w:szCs w:val="20"/>
               </w:rPr>
               <w:t xml:space="preserve"> go 9, 13, 17 and find the start when </w:t>
@@ -1896,7 +1908,7 @@
                 <w:rFonts w:ascii="Avenir Next" w:hAnsi="Avenir Next" w:cs="Avenir Next" w:eastAsia="Avenir Next"/>
                 <w:i/>
                 <w:color w:val="1A1A1A"/>
-                <w:sz w:val="20"/>
+                <w:sz w:val="22"/>
                 <w:szCs w:val="20"/>
               </w:rPr>
               <w:t xml:space="preserve">x</w:t>
@@ -1905,7 +1917,7 @@
               <w:rPr>
                 <w:rFonts w:ascii="Avenir Next" w:hAnsi="Avenir Next" w:cs="Avenir Next" w:eastAsia="Avenir Next"/>
                 <w:color w:val="1A1A1A"/>
-                <w:sz w:val="20"/>
+                <w:sz w:val="22"/>
                 <w:szCs w:val="20"/>
               </w:rPr>
               <w:t xml:space="preserve"> = 0.</w:t>
@@ -1925,6 +1937,7 @@
           </w:tcPr>
           <w:p>
             <w:pPr>
+              <w:pStyle w:val="Heading2"/>
               <w:spacing w:before="0" w:after="0" w:line="252" w:lineRule="auto"/>
             </w:pPr>
             <w:r>
@@ -1954,7 +1967,7 @@
               <w:rPr>
                 <w:rFonts w:ascii="Avenir Next" w:hAnsi="Avenir Next" w:cs="Avenir Next" w:eastAsia="Avenir Next"/>
                 <w:color w:val="1A1A1A"/>
-                <w:sz w:val="20"/>
+                <w:sz w:val="22"/>
                 <w:szCs w:val="20"/>
               </w:rPr>
               <w:t xml:space="preserve">Find the rule of a pattern and the term just before, like 10, 13, 16: before is 7.  </w:t>
@@ -1964,7 +1977,7 @@
                 <w:rFonts w:ascii="Avenir Next" w:hAnsi="Avenir Next" w:cs="Avenir Next" w:eastAsia="Avenir Next"/>
                 <w:b/>
                 <w:color w:val="1A1A1A"/>
-                <w:sz w:val="20"/>
+                <w:sz w:val="22"/>
                 <w:szCs w:val="20"/>
               </w:rPr>
               <w:t xml:space="preserve">You will use it in Practice Form A, problem 8.</w:t>
@@ -1975,6 +1988,7 @@
     </w:tbl>
     <w:p>
       <w:pPr>
+        <w:pStyle w:val="Heading2"/>
         <w:keepNext/>
         <w:pBdr>
           <w:bottom w:val="single" w:sz="8" w:space="3" w:color="003A70"/>
@@ -1990,7 +2004,7 @@
           <w:b/>
           <w:color w:val="003A70"/>
           <w:spacing w:val="14"/>
-          <w:sz w:val="19"/>
+          <w:sz w:val="22"/>
           <w:szCs w:val="19"/>
         </w:rPr>
         <w:t xml:space="preserve">STEPS TO FOLLOW</w:t>
@@ -2009,7 +2023,7 @@
           <w:rFonts w:ascii="Avenir Next" w:hAnsi="Avenir Next" w:cs="Avenir Next" w:eastAsia="Avenir Next"/>
           <w:i/>
           <w:color w:val="5A5F66"/>
-          <w:sz w:val="17"/>
+          <w:sz w:val="22"/>
           <w:szCs w:val="17"/>
         </w:rPr>
         <w:t xml:space="preserve">use these same steps on every problem</w:t>
@@ -2051,6 +2065,7 @@
           </w:tcPr>
           <w:p>
             <w:pPr>
+              <w:pStyle w:val="Heading1"/>
               <w:spacing w:before="0" w:after="0" w:line="240" w:lineRule="auto"/>
               <w:jc w:val="center"/>
             </w:pPr>
@@ -2080,7 +2095,7 @@
                 <w:rFonts w:ascii="Avenir Next" w:hAnsi="Avenir Next" w:cs="Avenir Next" w:eastAsia="Avenir Next"/>
                 <w:b/>
                 <w:color w:val="1A1A1A"/>
-                <w:sz w:val="21"/>
+                <w:sz w:val="22"/>
                 <w:szCs w:val="21"/>
               </w:rPr>
               <w:t xml:space="preserve">Subtract</w:t>
@@ -2089,7 +2104,7 @@
               <w:rPr>
                 <w:rFonts w:ascii="Avenir Next" w:hAnsi="Avenir Next" w:cs="Avenir Next" w:eastAsia="Avenir Next"/>
                 <w:color w:val="1A1A1A"/>
-                <w:sz w:val="21"/>
+                <w:sz w:val="22"/>
                 <w:szCs w:val="21"/>
               </w:rPr>
               <w:t xml:space="preserve"> two terms that are next to each other.</w:t>
@@ -2108,6 +2123,7 @@
           </w:tcPr>
           <w:p>
             <w:pPr>
+              <w:pStyle w:val="Heading1"/>
               <w:spacing w:before="0" w:after="0" w:line="240" w:lineRule="auto"/>
               <w:jc w:val="center"/>
             </w:pPr>
@@ -2136,7 +2152,7 @@
               <w:rPr>
                 <w:rFonts w:ascii="Avenir Next" w:hAnsi="Avenir Next" w:cs="Avenir Next" w:eastAsia="Avenir Next"/>
                 <w:color w:val="1A1A1A"/>
-                <w:sz w:val="21"/>
+                <w:sz w:val="22"/>
                 <w:szCs w:val="21"/>
               </w:rPr>
               <w:t xml:space="preserve">Check that the </w:t>
@@ -2146,7 +2162,7 @@
                 <w:rFonts w:ascii="Avenir Next" w:hAnsi="Avenir Next" w:cs="Avenir Next" w:eastAsia="Avenir Next"/>
                 <w:b/>
                 <w:color w:val="1A1A1A"/>
-                <w:sz w:val="21"/>
+                <w:sz w:val="22"/>
                 <w:szCs w:val="21"/>
               </w:rPr>
               <w:t xml:space="preserve">same</w:t>
@@ -2155,7 +2171,7 @@
               <w:rPr>
                 <w:rFonts w:ascii="Avenir Next" w:hAnsi="Avenir Next" w:cs="Avenir Next" w:eastAsia="Avenir Next"/>
                 <w:color w:val="1A1A1A"/>
-                <w:sz w:val="21"/>
+                <w:sz w:val="22"/>
                 <w:szCs w:val="21"/>
               </w:rPr>
               <w:t xml:space="preserve"> amount works for every pair.</w:t>
@@ -2174,6 +2190,7 @@
           </w:tcPr>
           <w:p>
             <w:pPr>
+              <w:pStyle w:val="Heading1"/>
               <w:spacing w:before="0" w:after="0" w:line="240" w:lineRule="auto"/>
               <w:jc w:val="center"/>
             </w:pPr>
@@ -2202,7 +2219,7 @@
               <w:rPr>
                 <w:rFonts w:ascii="Avenir Next" w:hAnsi="Avenir Next" w:cs="Avenir Next" w:eastAsia="Avenir Next"/>
                 <w:color w:val="1A1A1A"/>
-                <w:sz w:val="21"/>
+                <w:sz w:val="22"/>
                 <w:szCs w:val="21"/>
               </w:rPr>
               <w:t xml:space="preserve">Add it to go </w:t>
@@ -2212,7 +2229,7 @@
                 <w:rFonts w:ascii="Avenir Next" w:hAnsi="Avenir Next" w:cs="Avenir Next" w:eastAsia="Avenir Next"/>
                 <w:b/>
                 <w:color w:val="1A1A1A"/>
-                <w:sz w:val="21"/>
+                <w:sz w:val="22"/>
                 <w:szCs w:val="21"/>
               </w:rPr>
               <w:t xml:space="preserve">forward</w:t>
@@ -2221,7 +2238,7 @@
               <w:rPr>
                 <w:rFonts w:ascii="Avenir Next" w:hAnsi="Avenir Next" w:cs="Avenir Next" w:eastAsia="Avenir Next"/>
                 <w:color w:val="1A1A1A"/>
-                <w:sz w:val="21"/>
+                <w:sz w:val="22"/>
                 <w:szCs w:val="21"/>
               </w:rPr>
               <w:t xml:space="preserve">. Subtract it to go back.</w:t>
@@ -2232,6 +2249,7 @@
     </w:tbl>
     <w:p>
       <w:pPr>
+        <w:pStyle w:val="Heading2"/>
         <w:keepNext/>
         <w:pBdr>
           <w:bottom w:val="single" w:sz="8" w:space="3" w:color="003A70"/>
@@ -2247,7 +2265,7 @@
           <w:b/>
           <w:color w:val="003A70"/>
           <w:spacing w:val="14"/>
-          <w:sz w:val="19"/>
+          <w:sz w:val="22"/>
           <w:szCs w:val="19"/>
         </w:rPr>
         <w:t xml:space="preserve">WATCH ME</w:t>
@@ -2266,7 +2284,7 @@
           <w:rFonts w:ascii="Avenir Next" w:hAnsi="Avenir Next" w:cs="Avenir Next" w:eastAsia="Avenir Next"/>
           <w:i/>
           <w:color w:val="5A5F66"/>
-          <w:sz w:val="17"/>
+          <w:sz w:val="22"/>
           <w:szCs w:val="17"/>
         </w:rPr>
         <w:t xml:space="preserve">the steps in action</w:t>
@@ -2281,7 +2299,7 @@
           <w:rFonts w:ascii="Avenir Next" w:hAnsi="Avenir Next" w:cs="Avenir Next" w:eastAsia="Avenir Next"/>
           <w:b/>
           <w:color w:val="1A1A1A"/>
-          <w:sz w:val="21"/>
+          <w:sz w:val="22"/>
           <w:szCs w:val="21"/>
         </w:rPr>
         <w:t xml:space="preserve">10, 13, 16. Find the next term and the term before.</w:t>
@@ -2300,25 +2318,25 @@
           <w:rFonts w:ascii="Avenir Next" w:hAnsi="Avenir Next" w:cs="Avenir Next" w:eastAsia="Avenir Next"/>
           <w:b/>
           <w:color w:val="003A70"/>
+          <w:sz w:val="22"/>
+          <w:szCs w:val="19"/>
+        </w:rPr>
+        <w:t xml:space="preserve">Step 1</w:t>
+      </w:r>
+      <w:r>
+        <w:rPr>
+          <w:rFonts w:ascii="Avenir Next" w:hAnsi="Avenir Next" w:cs="Avenir Next" w:eastAsia="Avenir Next"/>
+          <w:color w:val="1A1A1A"/>
           <w:sz w:val="19"/>
           <w:szCs w:val="19"/>
         </w:rPr>
-        <w:t xml:space="preserve">Step 1</w:t>
-      </w:r>
-      <w:r>
-        <w:rPr>
-          <w:rFonts w:ascii="Avenir Next" w:hAnsi="Avenir Next" w:cs="Avenir Next" w:eastAsia="Avenir Next"/>
-          <w:color w:val="1A1A1A"/>
-          <w:sz w:val="19"/>
-          <w:szCs w:val="19"/>
-        </w:rPr>
         <w:tab/>
       </w:r>
       <w:r>
         <w:rPr>
           <w:rFonts w:ascii="Avenir Next" w:hAnsi="Avenir Next" w:cs="Avenir Next" w:eastAsia="Avenir Next"/>
           <w:color w:val="1A1A1A"/>
-          <w:sz w:val="21"/>
+          <w:sz w:val="22"/>
           <w:szCs w:val="21"/>
         </w:rPr>
         <w:t xml:space="preserve">13 − 10 = 3</w:t>
@@ -2337,25 +2355,25 @@
           <w:rFonts w:ascii="Avenir Next" w:hAnsi="Avenir Next" w:cs="Avenir Next" w:eastAsia="Avenir Next"/>
           <w:b/>
           <w:color w:val="003A70"/>
+          <w:sz w:val="22"/>
+          <w:szCs w:val="19"/>
+        </w:rPr>
+        <w:t xml:space="preserve">Step 2</w:t>
+      </w:r>
+      <w:r>
+        <w:rPr>
+          <w:rFonts w:ascii="Avenir Next" w:hAnsi="Avenir Next" w:cs="Avenir Next" w:eastAsia="Avenir Next"/>
+          <w:color w:val="1A1A1A"/>
           <w:sz w:val="19"/>
           <w:szCs w:val="19"/>
         </w:rPr>
-        <w:t xml:space="preserve">Step 2</w:t>
-      </w:r>
-      <w:r>
-        <w:rPr>
-          <w:rFonts w:ascii="Avenir Next" w:hAnsi="Avenir Next" w:cs="Avenir Next" w:eastAsia="Avenir Next"/>
-          <w:color w:val="1A1A1A"/>
-          <w:sz w:val="19"/>
-          <w:szCs w:val="19"/>
-        </w:rPr>
         <w:tab/>
       </w:r>
       <w:r>
         <w:rPr>
           <w:rFonts w:ascii="Avenir Next" w:hAnsi="Avenir Next" w:cs="Avenir Next" w:eastAsia="Avenir Next"/>
           <w:color w:val="1A1A1A"/>
-          <w:sz w:val="21"/>
+          <w:sz w:val="22"/>
           <w:szCs w:val="21"/>
         </w:rPr>
         <w:t xml:space="preserve">16 − 13 = 3. The rule is add 3.</w:t>
@@ -2374,25 +2392,25 @@
           <w:rFonts w:ascii="Avenir Next" w:hAnsi="Avenir Next" w:cs="Avenir Next" w:eastAsia="Avenir Next"/>
           <w:b/>
           <w:color w:val="003A70"/>
+          <w:sz w:val="22"/>
+          <w:szCs w:val="19"/>
+        </w:rPr>
+        <w:t xml:space="preserve">Step 3</w:t>
+      </w:r>
+      <w:r>
+        <w:rPr>
+          <w:rFonts w:ascii="Avenir Next" w:hAnsi="Avenir Next" w:cs="Avenir Next" w:eastAsia="Avenir Next"/>
+          <w:color w:val="1A1A1A"/>
           <w:sz w:val="19"/>
           <w:szCs w:val="19"/>
         </w:rPr>
-        <w:t xml:space="preserve">Step 3</w:t>
-      </w:r>
-      <w:r>
-        <w:rPr>
-          <w:rFonts w:ascii="Avenir Next" w:hAnsi="Avenir Next" w:cs="Avenir Next" w:eastAsia="Avenir Next"/>
-          <w:color w:val="1A1A1A"/>
-          <w:sz w:val="19"/>
-          <w:szCs w:val="19"/>
-        </w:rPr>
         <w:tab/>
       </w:r>
       <w:r>
         <w:rPr>
           <w:rFonts w:ascii="Avenir Next" w:hAnsi="Avenir Next" w:cs="Avenir Next" w:eastAsia="Avenir Next"/>
           <w:color w:val="1A1A1A"/>
-          <w:sz w:val="21"/>
+          <w:sz w:val="22"/>
           <w:szCs w:val="21"/>
         </w:rPr>
         <w:t xml:space="preserve">Next: 16 + 3 = 19. Before: 10 − 3 = 7.</w:t>
@@ -2411,18 +2429,18 @@
           <w:rFonts w:ascii="Avenir Next" w:hAnsi="Avenir Next" w:cs="Avenir Next" w:eastAsia="Avenir Next"/>
           <w:b/>
           <w:color w:val="1A1A1A"/>
+          <w:sz w:val="22"/>
+          <w:szCs w:val="21"/>
+        </w:rPr>
+        <w:t xml:space="preserve">Answer</w:t>
+      </w:r>
+      <w:r>
+        <w:rPr>
+          <w:rFonts w:ascii="Avenir Next" w:hAnsi="Avenir Next" w:cs="Avenir Next" w:eastAsia="Avenir Next"/>
+          <w:color w:val="1A1A1A"/>
           <w:sz w:val="21"/>
           <w:szCs w:val="21"/>
         </w:rPr>
-        <w:t xml:space="preserve">Answer</w:t>
-      </w:r>
-      <w:r>
-        <w:rPr>
-          <w:rFonts w:ascii="Avenir Next" w:hAnsi="Avenir Next" w:cs="Avenir Next" w:eastAsia="Avenir Next"/>
-          <w:color w:val="1A1A1A"/>
-          <w:sz w:val="21"/>
-          <w:szCs w:val="21"/>
-        </w:rPr>
         <w:tab/>
       </w:r>
       <w:r>
@@ -2430,7 +2448,7 @@
           <w:rFonts w:ascii="Avenir Next" w:hAnsi="Avenir Next" w:cs="Avenir Next" w:eastAsia="Avenir Next"/>
           <w:b/>
           <w:color w:val="1A1A1A"/>
-          <w:sz w:val="21"/>
+          <w:sz w:val="22"/>
           <w:szCs w:val="21"/>
         </w:rPr>
         <w:t xml:space="preserve">next 19; before 7</w:t>
@@ -2438,6 +2456,7 @@
     </w:p>
     <w:p>
       <w:pPr>
+        <w:pStyle w:val="Heading2"/>
         <w:keepNext/>
         <w:pBdr>
           <w:bottom w:val="single" w:sz="8" w:space="3" w:color="003A70"/>
@@ -2453,7 +2472,7 @@
           <w:b/>
           <w:color w:val="003A70"/>
           <w:spacing w:val="14"/>
-          <w:sz w:val="19"/>
+          <w:sz w:val="22"/>
           <w:szCs w:val="19"/>
         </w:rPr>
         <w:t xml:space="preserve">TRY IT WITH HELP</w:t>
@@ -2472,7 +2491,7 @@
           <w:rFonts w:ascii="Avenir Next" w:hAnsi="Avenir Next" w:cs="Avenir Next" w:eastAsia="Avenir Next"/>
           <w:i/>
           <w:color w:val="5A5F66"/>
-          <w:sz w:val="17"/>
+          <w:sz w:val="22"/>
           <w:szCs w:val="17"/>
         </w:rPr>
         <w:t xml:space="preserve">fill in each step</w:t>
@@ -2530,25 +2549,25 @@
           <w:rFonts w:ascii="Avenir Next" w:hAnsi="Avenir Next" w:cs="Avenir Next" w:eastAsia="Avenir Next"/>
           <w:b/>
           <w:color w:val="003A70"/>
+          <w:sz w:val="22"/>
+          <w:szCs w:val="18"/>
+        </w:rPr>
+        <w:t xml:space="preserve">Step 1</w:t>
+      </w:r>
+      <w:r>
+        <w:rPr>
+          <w:rFonts w:ascii="Avenir Next" w:hAnsi="Avenir Next" w:cs="Avenir Next" w:eastAsia="Avenir Next"/>
+          <w:color w:val="1A1A1A"/>
           <w:sz w:val="18"/>
           <w:szCs w:val="18"/>
         </w:rPr>
-        <w:t xml:space="preserve">Step 1</w:t>
-      </w:r>
-      <w:r>
-        <w:rPr>
-          <w:rFonts w:ascii="Avenir Next" w:hAnsi="Avenir Next" w:cs="Avenir Next" w:eastAsia="Avenir Next"/>
-          <w:color w:val="1A1A1A"/>
-          <w:sz w:val="18"/>
-          <w:szCs w:val="18"/>
-        </w:rPr>
         <w:tab/>
       </w:r>
       <w:r>
         <w:rPr>
           <w:rFonts w:ascii="Avenir Next" w:hAnsi="Avenir Next" w:cs="Avenir Next" w:eastAsia="Avenir Next"/>
           <w:color w:val="1A1A1A"/>
-          <w:sz w:val="21"/>
+          <w:sz w:val="22"/>
           <w:szCs w:val="21"/>
         </w:rPr>
         <w:t xml:space="preserve">18 − 12 = </w:t>
@@ -2578,35 +2597,35 @@
           <w:rFonts w:ascii="Avenir Next" w:hAnsi="Avenir Next" w:cs="Avenir Next" w:eastAsia="Avenir Next"/>
           <w:b/>
           <w:color w:val="003A70"/>
+          <w:sz w:val="22"/>
+          <w:szCs w:val="18"/>
+        </w:rPr>
+        <w:t xml:space="preserve">Step 2</w:t>
+      </w:r>
+      <w:r>
+        <w:rPr>
+          <w:rFonts w:ascii="Avenir Next" w:hAnsi="Avenir Next" w:cs="Avenir Next" w:eastAsia="Avenir Next"/>
+          <w:color w:val="1A1A1A"/>
           <w:sz w:val="18"/>
           <w:szCs w:val="18"/>
         </w:rPr>
-        <w:t xml:space="preserve">Step 2</w:t>
-      </w:r>
-      <w:r>
-        <w:rPr>
-          <w:rFonts w:ascii="Avenir Next" w:hAnsi="Avenir Next" w:cs="Avenir Next" w:eastAsia="Avenir Next"/>
-          <w:color w:val="1A1A1A"/>
-          <w:sz w:val="18"/>
-          <w:szCs w:val="18"/>
-        </w:rPr>
         <w:tab/>
       </w:r>
       <w:r>
         <w:rPr>
           <w:rFonts w:ascii="Avenir Next" w:hAnsi="Avenir Next" w:cs="Avenir Next" w:eastAsia="Avenir Next"/>
           <w:color w:val="1A1A1A"/>
+          <w:sz w:val="22"/>
+          <w:szCs w:val="21"/>
+        </w:rPr>
+        <w:t xml:space="preserve">24 − 18 = </w:t>
+      </w:r>
+      <w:r>
+        <w:rPr>
+          <w:rFonts w:ascii="Avenir Next" w:hAnsi="Avenir Next" w:cs="Avenir Next" w:eastAsia="Avenir Next"/>
+          <w:color w:val="1A1A1A"/>
           <w:sz w:val="21"/>
           <w:szCs w:val="21"/>
-        </w:rPr>
-        <w:t xml:space="preserve">24 − 18 = </w:t>
-      </w:r>
-      <w:r>
-        <w:rPr>
-          <w:rFonts w:ascii="Avenir Next" w:hAnsi="Avenir Next" w:cs="Avenir Next" w:eastAsia="Avenir Next"/>
-          <w:color w:val="1A1A1A"/>
-          <w:sz w:val="21"/>
-          <w:szCs w:val="21"/>
           <w:u w:val="single"/>
         </w:rPr>
         <w:t xml:space="preserve">                </w:t>
@@ -2615,7 +2634,7 @@
         <w:rPr>
           <w:rFonts w:ascii="Avenir Next" w:hAnsi="Avenir Next" w:cs="Avenir Next" w:eastAsia="Avenir Next"/>
           <w:color w:val="1A1A1A"/>
-          <w:sz w:val="21"/>
+          <w:sz w:val="22"/>
           <w:szCs w:val="21"/>
         </w:rPr>
         <w:t xml:space="preserve">. The rule is add 6.</w:t>
@@ -2635,25 +2654,25 @@
           <w:rFonts w:ascii="Avenir Next" w:hAnsi="Avenir Next" w:cs="Avenir Next" w:eastAsia="Avenir Next"/>
           <w:b/>
           <w:color w:val="003A70"/>
+          <w:sz w:val="22"/>
+          <w:szCs w:val="18"/>
+        </w:rPr>
+        <w:t xml:space="preserve">Step 3</w:t>
+      </w:r>
+      <w:r>
+        <w:rPr>
+          <w:rFonts w:ascii="Avenir Next" w:hAnsi="Avenir Next" w:cs="Avenir Next" w:eastAsia="Avenir Next"/>
+          <w:color w:val="1A1A1A"/>
           <w:sz w:val="18"/>
           <w:szCs w:val="18"/>
         </w:rPr>
-        <w:t xml:space="preserve">Step 3</w:t>
-      </w:r>
-      <w:r>
-        <w:rPr>
-          <w:rFonts w:ascii="Avenir Next" w:hAnsi="Avenir Next" w:cs="Avenir Next" w:eastAsia="Avenir Next"/>
-          <w:color w:val="1A1A1A"/>
-          <w:sz w:val="18"/>
-          <w:szCs w:val="18"/>
-        </w:rPr>
         <w:tab/>
       </w:r>
       <w:r>
         <w:rPr>
           <w:rFonts w:ascii="Avenir Next" w:hAnsi="Avenir Next" w:cs="Avenir Next" w:eastAsia="Avenir Next"/>
           <w:color w:val="1A1A1A"/>
-          <w:sz w:val="21"/>
+          <w:sz w:val="22"/>
           <w:szCs w:val="21"/>
         </w:rPr>
         <w:t xml:space="preserve">Before: 12 − 6 = </w:t>
@@ -2726,25 +2745,25 @@
           <w:rFonts w:ascii="Avenir Next" w:hAnsi="Avenir Next" w:cs="Avenir Next" w:eastAsia="Avenir Next"/>
           <w:b/>
           <w:color w:val="003A70"/>
+          <w:sz w:val="22"/>
+          <w:szCs w:val="18"/>
+        </w:rPr>
+        <w:t xml:space="preserve">Step 1</w:t>
+      </w:r>
+      <w:r>
+        <w:rPr>
+          <w:rFonts w:ascii="Avenir Next" w:hAnsi="Avenir Next" w:cs="Avenir Next" w:eastAsia="Avenir Next"/>
+          <w:color w:val="1A1A1A"/>
           <w:sz w:val="18"/>
           <w:szCs w:val="18"/>
         </w:rPr>
-        <w:t xml:space="preserve">Step 1</w:t>
-      </w:r>
-      <w:r>
-        <w:rPr>
-          <w:rFonts w:ascii="Avenir Next" w:hAnsi="Avenir Next" w:cs="Avenir Next" w:eastAsia="Avenir Next"/>
-          <w:color w:val="1A1A1A"/>
-          <w:sz w:val="18"/>
-          <w:szCs w:val="18"/>
-        </w:rPr>
         <w:tab/>
       </w:r>
       <w:r>
         <w:rPr>
           <w:rFonts w:ascii="Avenir Next" w:hAnsi="Avenir Next" w:cs="Avenir Next" w:eastAsia="Avenir Next"/>
           <w:color w:val="1A1A1A"/>
-          <w:sz w:val="21"/>
+          <w:sz w:val="22"/>
           <w:szCs w:val="21"/>
         </w:rPr>
         <w:t xml:space="preserve">16 − 9 = </w:t>
@@ -2774,35 +2793,35 @@
           <w:rFonts w:ascii="Avenir Next" w:hAnsi="Avenir Next" w:cs="Avenir Next" w:eastAsia="Avenir Next"/>
           <w:b/>
           <w:color w:val="003A70"/>
+          <w:sz w:val="22"/>
+          <w:szCs w:val="18"/>
+        </w:rPr>
+        <w:t xml:space="preserve">Step 2</w:t>
+      </w:r>
+      <w:r>
+        <w:rPr>
+          <w:rFonts w:ascii="Avenir Next" w:hAnsi="Avenir Next" w:cs="Avenir Next" w:eastAsia="Avenir Next"/>
+          <w:color w:val="1A1A1A"/>
           <w:sz w:val="18"/>
           <w:szCs w:val="18"/>
         </w:rPr>
-        <w:t xml:space="preserve">Step 2</w:t>
-      </w:r>
-      <w:r>
-        <w:rPr>
-          <w:rFonts w:ascii="Avenir Next" w:hAnsi="Avenir Next" w:cs="Avenir Next" w:eastAsia="Avenir Next"/>
-          <w:color w:val="1A1A1A"/>
-          <w:sz w:val="18"/>
-          <w:szCs w:val="18"/>
-        </w:rPr>
         <w:tab/>
       </w:r>
       <w:r>
         <w:rPr>
           <w:rFonts w:ascii="Avenir Next" w:hAnsi="Avenir Next" w:cs="Avenir Next" w:eastAsia="Avenir Next"/>
           <w:color w:val="1A1A1A"/>
+          <w:sz w:val="22"/>
+          <w:szCs w:val="21"/>
+        </w:rPr>
+        <w:t xml:space="preserve">23 − 16 = </w:t>
+      </w:r>
+      <w:r>
+        <w:rPr>
+          <w:rFonts w:ascii="Avenir Next" w:hAnsi="Avenir Next" w:cs="Avenir Next" w:eastAsia="Avenir Next"/>
+          <w:color w:val="1A1A1A"/>
           <w:sz w:val="21"/>
           <w:szCs w:val="21"/>
-        </w:rPr>
-        <w:t xml:space="preserve">23 − 16 = </w:t>
-      </w:r>
-      <w:r>
-        <w:rPr>
-          <w:rFonts w:ascii="Avenir Next" w:hAnsi="Avenir Next" w:cs="Avenir Next" w:eastAsia="Avenir Next"/>
-          <w:color w:val="1A1A1A"/>
-          <w:sz w:val="21"/>
-          <w:szCs w:val="21"/>
           <w:u w:val="single"/>
         </w:rPr>
         <w:t xml:space="preserve">                </w:t>
@@ -2811,7 +2830,7 @@
         <w:rPr>
           <w:rFonts w:ascii="Avenir Next" w:hAnsi="Avenir Next" w:cs="Avenir Next" w:eastAsia="Avenir Next"/>
           <w:color w:val="1A1A1A"/>
-          <w:sz w:val="21"/>
+          <w:sz w:val="22"/>
           <w:szCs w:val="21"/>
         </w:rPr>
         <w:t xml:space="preserve">. The rule is add 7.</w:t>
@@ -2831,35 +2850,35 @@
           <w:rFonts w:ascii="Avenir Next" w:hAnsi="Avenir Next" w:cs="Avenir Next" w:eastAsia="Avenir Next"/>
           <w:b/>
           <w:color w:val="003A70"/>
+          <w:sz w:val="22"/>
+          <w:szCs w:val="18"/>
+        </w:rPr>
+        <w:t xml:space="preserve">Step 3</w:t>
+      </w:r>
+      <w:r>
+        <w:rPr>
+          <w:rFonts w:ascii="Avenir Next" w:hAnsi="Avenir Next" w:cs="Avenir Next" w:eastAsia="Avenir Next"/>
+          <w:color w:val="1A1A1A"/>
           <w:sz w:val="18"/>
           <w:szCs w:val="18"/>
         </w:rPr>
-        <w:t xml:space="preserve">Step 3</w:t>
-      </w:r>
-      <w:r>
-        <w:rPr>
-          <w:rFonts w:ascii="Avenir Next" w:hAnsi="Avenir Next" w:cs="Avenir Next" w:eastAsia="Avenir Next"/>
-          <w:color w:val="1A1A1A"/>
-          <w:sz w:val="18"/>
-          <w:szCs w:val="18"/>
-        </w:rPr>
         <w:tab/>
       </w:r>
       <w:r>
         <w:rPr>
           <w:rFonts w:ascii="Avenir Next" w:hAnsi="Avenir Next" w:cs="Avenir Next" w:eastAsia="Avenir Next"/>
           <w:color w:val="1A1A1A"/>
+          <w:sz w:val="22"/>
+          <w:szCs w:val="21"/>
+        </w:rPr>
+        <w:t xml:space="preserve">Next: 23 + 7 = </w:t>
+      </w:r>
+      <w:r>
+        <w:rPr>
+          <w:rFonts w:ascii="Avenir Next" w:hAnsi="Avenir Next" w:cs="Avenir Next" w:eastAsia="Avenir Next"/>
+          <w:color w:val="1A1A1A"/>
           <w:sz w:val="21"/>
           <w:szCs w:val="21"/>
-        </w:rPr>
-        <w:t xml:space="preserve">Next: 23 + 7 = </w:t>
-      </w:r>
-      <w:r>
-        <w:rPr>
-          <w:rFonts w:ascii="Avenir Next" w:hAnsi="Avenir Next" w:cs="Avenir Next" w:eastAsia="Avenir Next"/>
-          <w:color w:val="1A1A1A"/>
-          <w:sz w:val="21"/>
-          <w:szCs w:val="21"/>
           <w:u w:val="single"/>
         </w:rPr>
         <w:t xml:space="preserve">                </w:t>
@@ -2872,6 +2891,7 @@
     </w:p>
     <w:p>
       <w:pPr>
+        <w:pStyle w:val="Heading2"/>
         <w:keepNext/>
         <w:pBdr>
           <w:bottom w:val="single" w:sz="8" w:space="3" w:color="003A70"/>
@@ -2887,7 +2907,7 @@
           <w:b/>
           <w:color w:val="003A70"/>
           <w:spacing w:val="14"/>
-          <w:sz w:val="19"/>
+          <w:sz w:val="22"/>
           <w:szCs w:val="19"/>
         </w:rPr>
         <w:t xml:space="preserve">YOUR TURN</w:t>
@@ -2906,7 +2926,7 @@
           <w:rFonts w:ascii="Avenir Next" w:hAnsi="Avenir Next" w:cs="Avenir Next" w:eastAsia="Avenir Next"/>
           <w:i/>
           <w:color w:val="5A5F66"/>
-          <w:sz w:val="17"/>
+          <w:sz w:val="22"/>
           <w:szCs w:val="17"/>
         </w:rPr>
         <w:t xml:space="preserve">use the steps on your own</w:t>
@@ -3078,7 +3098,7 @@
                       <w:szCs w:val="22"/>
                       <w:u w:val="single"/>
                     </w:rPr>
-                    <w:t xml:space="preserve">      </w:t>
+                    <w:t xml:space="preserve">          </w:t>
                   </w:r>
                 </w:p>
               </w:tc>
@@ -3140,7 +3160,7 @@
                       <w:szCs w:val="22"/>
                       <w:u w:val="single"/>
                     </w:rPr>
-                    <w:t xml:space="preserve">      </w:t>
+                    <w:t xml:space="preserve">          </w:t>
                   </w:r>
                 </w:p>
               </w:tc>
@@ -3202,7 +3222,7 @@
                       <w:szCs w:val="22"/>
                       <w:u w:val="single"/>
                     </w:rPr>
-                    <w:t xml:space="preserve">      </w:t>
+                    <w:t xml:space="preserve">          </w:t>
                   </w:r>
                 </w:p>
               </w:tc>
@@ -3270,7 +3290,7 @@
                       <w:szCs w:val="22"/>
                       <w:u w:val="single"/>
                     </w:rPr>
-                    <w:t xml:space="preserve">      </w:t>
+                    <w:t xml:space="preserve">          </w:t>
                   </w:r>
                 </w:p>
               </w:tc>
@@ -3332,7 +3352,7 @@
                       <w:szCs w:val="22"/>
                       <w:u w:val="single"/>
                     </w:rPr>
-                    <w:t xml:space="preserve">      </w:t>
+                    <w:t xml:space="preserve">          </w:t>
                   </w:r>
                 </w:p>
               </w:tc>
@@ -3394,7 +3414,7 @@
                       <w:szCs w:val="22"/>
                       <w:u w:val="single"/>
                     </w:rPr>
-                    <w:t xml:space="preserve">      </w:t>
+                    <w:t xml:space="preserve">          </w:t>
                   </w:r>
                 </w:p>
               </w:tc>
@@ -3415,6 +3435,7 @@
     </w:p>
     <w:p>
       <w:pPr>
+        <w:pStyle w:val="Heading2"/>
         <w:keepNext/>
         <w:pBdr>
           <w:bottom w:val="single" w:sz="8" w:space="3" w:color="003A70"/>
@@ -3430,7 +3451,7 @@
           <w:b/>
           <w:color w:val="003A70"/>
           <w:spacing w:val="14"/>
-          <w:sz w:val="19"/>
+          <w:sz w:val="22"/>
           <w:szCs w:val="19"/>
         </w:rPr>
         <w:t xml:space="preserve">READY CHECK</w:t>
@@ -3449,7 +3470,7 @@
           <w:rFonts w:ascii="Avenir Next" w:hAnsi="Avenir Next" w:cs="Avenir Next" w:eastAsia="Avenir Next"/>
           <w:i/>
           <w:color w:val="5A5F66"/>
-          <w:sz w:val="17"/>
+          <w:sz w:val="22"/>
           <w:szCs w:val="17"/>
         </w:rPr>
         <w:t xml:space="preserve">a problem like the one in today’s lesson</w:t>
@@ -3581,25 +3602,25 @@
                       <w:rFonts w:ascii="Avenir Next" w:hAnsi="Avenir Next" w:cs="Avenir Next" w:eastAsia="Avenir Next"/>
                       <w:b/>
                       <w:color w:val="003A70"/>
+                      <w:sz w:val="22"/>
+                      <w:szCs w:val="21"/>
+                    </w:rPr>
+                    <w:t xml:space="preserve">A</w:t>
+                  </w:r>
+                  <w:r>
+                    <w:rPr>
+                      <w:rFonts w:ascii="Avenir Next" w:hAnsi="Avenir Next" w:cs="Avenir Next" w:eastAsia="Avenir Next"/>
+                      <w:color w:val="1A1A1A"/>
                       <w:sz w:val="21"/>
                       <w:szCs w:val="21"/>
                     </w:rPr>
-                    <w:t xml:space="preserve">A</w:t>
-                  </w:r>
-                  <w:r>
-                    <w:rPr>
-                      <w:rFonts w:ascii="Avenir Next" w:hAnsi="Avenir Next" w:cs="Avenir Next" w:eastAsia="Avenir Next"/>
-                      <w:color w:val="1A1A1A"/>
-                      <w:sz w:val="21"/>
-                      <w:szCs w:val="21"/>
-                    </w:rPr>
                     <w:tab/>
                   </w:r>
                   <w:r>
                     <w:rPr>
                       <w:rFonts w:ascii="Avenir Next" w:hAnsi="Avenir Next" w:cs="Avenir Next" w:eastAsia="Avenir Next"/>
                       <w:color w:val="1A1A1A"/>
-                      <w:sz w:val="21"/>
+                      <w:sz w:val="22"/>
                       <w:szCs w:val="21"/>
                     </w:rPr>
                     <w:t xml:space="preserve">4</w:t>
@@ -3624,25 +3645,25 @@
                       <w:rFonts w:ascii="Avenir Next" w:hAnsi="Avenir Next" w:cs="Avenir Next" w:eastAsia="Avenir Next"/>
                       <w:b/>
                       <w:color w:val="003A70"/>
+                      <w:sz w:val="22"/>
+                      <w:szCs w:val="21"/>
+                    </w:rPr>
+                    <w:t xml:space="preserve">B</w:t>
+                  </w:r>
+                  <w:r>
+                    <w:rPr>
+                      <w:rFonts w:ascii="Avenir Next" w:hAnsi="Avenir Next" w:cs="Avenir Next" w:eastAsia="Avenir Next"/>
+                      <w:color w:val="1A1A1A"/>
                       <w:sz w:val="21"/>
                       <w:szCs w:val="21"/>
                     </w:rPr>
-                    <w:t xml:space="preserve">B</w:t>
-                  </w:r>
-                  <w:r>
-                    <w:rPr>
-                      <w:rFonts w:ascii="Avenir Next" w:hAnsi="Avenir Next" w:cs="Avenir Next" w:eastAsia="Avenir Next"/>
-                      <w:color w:val="1A1A1A"/>
-                      <w:sz w:val="21"/>
-                      <w:szCs w:val="21"/>
-                    </w:rPr>
                     <w:tab/>
                   </w:r>
                   <w:r>
                     <w:rPr>
                       <w:rFonts w:ascii="Avenir Next" w:hAnsi="Avenir Next" w:cs="Avenir Next" w:eastAsia="Avenir Next"/>
                       <w:color w:val="1A1A1A"/>
-                      <w:sz w:val="21"/>
+                      <w:sz w:val="22"/>
                       <w:szCs w:val="21"/>
                     </w:rPr>
                     <w:t xml:space="preserve">7</w:t>
@@ -3667,25 +3688,25 @@
                       <w:rFonts w:ascii="Avenir Next" w:hAnsi="Avenir Next" w:cs="Avenir Next" w:eastAsia="Avenir Next"/>
                       <w:b/>
                       <w:color w:val="003A70"/>
+                      <w:sz w:val="22"/>
+                      <w:szCs w:val="21"/>
+                    </w:rPr>
+                    <w:t xml:space="preserve">C</w:t>
+                  </w:r>
+                  <w:r>
+                    <w:rPr>
+                      <w:rFonts w:ascii="Avenir Next" w:hAnsi="Avenir Next" w:cs="Avenir Next" w:eastAsia="Avenir Next"/>
+                      <w:color w:val="1A1A1A"/>
                       <w:sz w:val="21"/>
                       <w:szCs w:val="21"/>
                     </w:rPr>
-                    <w:t xml:space="preserve">C</w:t>
-                  </w:r>
-                  <w:r>
-                    <w:rPr>
-                      <w:rFonts w:ascii="Avenir Next" w:hAnsi="Avenir Next" w:cs="Avenir Next" w:eastAsia="Avenir Next"/>
-                      <w:color w:val="1A1A1A"/>
-                      <w:sz w:val="21"/>
-                      <w:szCs w:val="21"/>
-                    </w:rPr>
                     <w:tab/>
                   </w:r>
                   <w:r>
                     <w:rPr>
                       <w:rFonts w:ascii="Avenir Next" w:hAnsi="Avenir Next" w:cs="Avenir Next" w:eastAsia="Avenir Next"/>
                       <w:color w:val="1A1A1A"/>
-                      <w:sz w:val="21"/>
+                      <w:sz w:val="22"/>
                       <w:szCs w:val="21"/>
                     </w:rPr>
                     <w:t xml:space="preserve">15</w:t>
@@ -3710,25 +3731,25 @@
                       <w:rFonts w:ascii="Avenir Next" w:hAnsi="Avenir Next" w:cs="Avenir Next" w:eastAsia="Avenir Next"/>
                       <w:b/>
                       <w:color w:val="003A70"/>
+                      <w:sz w:val="22"/>
+                      <w:szCs w:val="21"/>
+                    </w:rPr>
+                    <w:t xml:space="preserve">D</w:t>
+                  </w:r>
+                  <w:r>
+                    <w:rPr>
+                      <w:rFonts w:ascii="Avenir Next" w:hAnsi="Avenir Next" w:cs="Avenir Next" w:eastAsia="Avenir Next"/>
+                      <w:color w:val="1A1A1A"/>
                       <w:sz w:val="21"/>
                       <w:szCs w:val="21"/>
                     </w:rPr>
-                    <w:t xml:space="preserve">D</w:t>
-                  </w:r>
-                  <w:r>
-                    <w:rPr>
-                      <w:rFonts w:ascii="Avenir Next" w:hAnsi="Avenir Next" w:cs="Avenir Next" w:eastAsia="Avenir Next"/>
-                      <w:color w:val="1A1A1A"/>
-                      <w:sz w:val="21"/>
-                      <w:szCs w:val="21"/>
-                    </w:rPr>
                     <w:tab/>
                   </w:r>
                   <w:r>
                     <w:rPr>
                       <w:rFonts w:ascii="Avenir Next" w:hAnsi="Avenir Next" w:cs="Avenir Next" w:eastAsia="Avenir Next"/>
                       <w:color w:val="1A1A1A"/>
-                      <w:sz w:val="21"/>
+                      <w:sz w:val="22"/>
                       <w:szCs w:val="21"/>
                     </w:rPr>
                     <w:t xml:space="preserve">23</w:t>
@@ -3777,19 +3798,42 @@
         <w:tblLook w:val="0000" w:firstRow="0" w:lastRow="0" w:firstColumn="0" w:lastColumn="0" w:noHBand="1" w:noVBand="1"/>
       </w:tblPr>
       <w:tblGrid>
-        <w:gridCol w:w="2000"/>
-        <w:gridCol w:w="2300"/>
-        <w:gridCol w:w="2100"/>
-        <w:gridCol w:w="3104"/>
+        <w:gridCol w:w="1750"/>
+        <w:gridCol w:w="2500"/>
+        <w:gridCol w:w="2200"/>
+        <w:gridCol w:w="3054"/>
       </w:tblGrid>
       <w:tr>
         <w:trPr>
           <w:cantSplit/>
-          <w:trHeight w:val="320" w:hRule="atLeast"/>
+          <w:trHeight w:val="300" w:hRule="atLeast"/>
         </w:trPr>
         <w:tc>
           <w:tcPr>
-            <w:tcW w:w="2000" w:type="dxa"/>
+            <w:tcW w:w="1750" w:type="dxa"/>
+            <w:vAlign w:val="center"/>
+          </w:tcPr>
+          <w:p>
+            <w:pPr>
+              <w:pStyle w:val="Heading2"/>
+              <w:spacing w:before="0" w:after="0" w:line="240" w:lineRule="auto"/>
+            </w:pPr>
+            <w:r>
+              <w:rPr>
+                <w:rFonts w:ascii="Avenir Next" w:hAnsi="Avenir Next" w:cs="Avenir Next" w:eastAsia="Avenir Next"/>
+                <w:b/>
+                <w:color w:val="003A70"/>
+                <w:spacing w:val="12"/>
+                <w:sz w:val="15"/>
+                <w:szCs w:val="15"/>
+              </w:rPr>
+              <w:t xml:space="preserve">CHECK YOURSELF</w:t>
+            </w:r>
+          </w:p>
+        </w:tc>
+        <w:tc>
+          <w:tcPr>
+            <w:tcW w:w="2500" w:type="dxa"/>
             <w:vAlign w:val="center"/>
           </w:tcPr>
           <w:p>
@@ -3798,20 +3842,27 @@
             </w:pPr>
             <w:r>
               <w:rPr>
-                <w:rFonts w:ascii="Avenir Next" w:hAnsi="Avenir Next" w:cs="Avenir Next" w:eastAsia="Avenir Next"/>
-                <w:b/>
-                <w:color w:val="003A70"/>
-                <w:spacing w:val="12"/>
-                <w:sz w:val="15"/>
-                <w:szCs w:val="15"/>
-              </w:rPr>
-              <w:t xml:space="preserve">CHECK YOURSELF</w:t>
+                <w:rFonts w:ascii="Arial" w:hAnsi="Arial" w:cs="Arial" w:eastAsia="Arial"/>
+                <w:color w:val="1A1A1A"/>
+                <w:sz w:val="20"/>
+                <w:szCs w:val="20"/>
+              </w:rPr>
+              <w:t xml:space="preserve">□</w:t>
+            </w:r>
+            <w:r>
+              <w:rPr>
+                <w:rFonts w:ascii="Avenir Next" w:hAnsi="Avenir Next" w:cs="Avenir Next" w:eastAsia="Avenir Next"/>
+                <w:color w:val="1A1A1A"/>
+                <w:sz w:val="17"/>
+                <w:szCs w:val="17"/>
+              </w:rPr>
+              <w:t xml:space="preserve">  I can do this on my own</w:t>
             </w:r>
           </w:p>
         </w:tc>
         <w:tc>
           <w:tcPr>
-            <w:tcW w:w="2300" w:type="dxa"/>
+            <w:tcW w:w="2200" w:type="dxa"/>
             <w:vAlign w:val="center"/>
           </w:tcPr>
           <w:p>
@@ -3822,8 +3873,8 @@
               <w:rPr>
                 <w:rFonts w:ascii="Arial" w:hAnsi="Arial" w:cs="Arial" w:eastAsia="Arial"/>
                 <w:color w:val="1A1A1A"/>
-                <w:sz w:val="24"/>
-                <w:szCs w:val="24"/>
+                <w:sz w:val="20"/>
+                <w:szCs w:val="20"/>
               </w:rPr>
               <w:t xml:space="preserve">□</w:t>
             </w:r>
@@ -3834,13 +3885,13 @@
                 <w:sz w:val="17"/>
                 <w:szCs w:val="17"/>
               </w:rPr>
-              <w:t xml:space="preserve">  I can do this on my own</w:t>
+              <w:t xml:space="preserve">  I need a little help</w:t>
             </w:r>
           </w:p>
         </w:tc>
         <w:tc>
           <w:tcPr>
-            <w:tcW w:w="2100" w:type="dxa"/>
+            <w:tcW w:w="3054" w:type="dxa"/>
             <w:vAlign w:val="center"/>
           </w:tcPr>
           <w:p>
@@ -3851,37 +3902,8 @@
               <w:rPr>
                 <w:rFonts w:ascii="Arial" w:hAnsi="Arial" w:cs="Arial" w:eastAsia="Arial"/>
                 <w:color w:val="1A1A1A"/>
-                <w:sz w:val="24"/>
-                <w:szCs w:val="24"/>
-              </w:rPr>
-              <w:t xml:space="preserve">□</w:t>
-            </w:r>
-            <w:r>
-              <w:rPr>
-                <w:rFonts w:ascii="Avenir Next" w:hAnsi="Avenir Next" w:cs="Avenir Next" w:eastAsia="Avenir Next"/>
-                <w:color w:val="1A1A1A"/>
-                <w:sz w:val="17"/>
-                <w:szCs w:val="17"/>
-              </w:rPr>
-              <w:t xml:space="preserve">  I need a little help</w:t>
-            </w:r>
-          </w:p>
-        </w:tc>
-        <w:tc>
-          <w:tcPr>
-            <w:tcW w:w="3104" w:type="dxa"/>
-            <w:vAlign w:val="center"/>
-          </w:tcPr>
-          <w:p>
-            <w:pPr>
-              <w:spacing w:before="0" w:after="0" w:line="240" w:lineRule="auto"/>
-            </w:pPr>
-            <w:r>
-              <w:rPr>
-                <w:rFonts w:ascii="Arial" w:hAnsi="Arial" w:cs="Arial" w:eastAsia="Arial"/>
-                <w:color w:val="1A1A1A"/>
-                <w:sz w:val="24"/>
-                <w:szCs w:val="24"/>
+                <w:sz w:val="20"/>
+                <w:szCs w:val="20"/>
               </w:rPr>
               <w:t xml:space="preserve">□</w:t>
             </w:r>
@@ -3916,7 +3938,7 @@
     <w:sectPr>
       <w:footerReference w:type="default" r:id="rIdFooter1"/>
       <w:pgSz w:w="12240" w:h="15840"/>
-      <w:pgMar w:top="893" w:right="1224" w:bottom="835" w:left="1512" w:header="432" w:footer="432" w:gutter="0"/>
+      <w:pgMar w:top="780" w:right="1224" w:bottom="760" w:left="1512" w:header="432" w:footer="432" w:gutter="0"/>
       <w:cols w:space="720"/>
     </w:sectPr>
   </w:body>
@@ -3996,7 +4018,106 @@
               <w:sz w:val="15"/>
               <w:szCs w:val="15"/>
             </w:rPr>
-            <w:t xml:space="preserve">Lesson 9-3  ·  Session 1  ·  Prerequisite Practice A</w:t>
+            <w:t xml:space="preserve">9-3 · Page </w:t>
+          </w:r>
+          <w:r>
+            <w:rPr>
+              <w:rFonts w:ascii="Avenir Next" w:hAnsi="Avenir Next" w:cs="Avenir Next" w:eastAsia="Avenir Next"/>
+              <w:color w:val="5A5F66"/>
+              <w:sz w:val="15"/>
+              <w:szCs w:val="15"/>
+            </w:rPr>
+            <w:fldChar w:fldCharType="begin"/>
+          </w:r>
+          <w:r>
+            <w:rPr>
+              <w:rFonts w:ascii="Avenir Next" w:hAnsi="Avenir Next" w:cs="Avenir Next" w:eastAsia="Avenir Next"/>
+              <w:color w:val="5A5F66"/>
+              <w:sz w:val="15"/>
+              <w:szCs w:val="15"/>
+            </w:rPr>
+            <w:instrText xml:space="preserve"> PAGE </w:instrText>
+          </w:r>
+          <w:r>
+            <w:rPr>
+              <w:rFonts w:ascii="Avenir Next" w:hAnsi="Avenir Next" w:cs="Avenir Next" w:eastAsia="Avenir Next"/>
+              <w:color w:val="5A5F66"/>
+              <w:sz w:val="15"/>
+              <w:szCs w:val="15"/>
+            </w:rPr>
+            <w:fldChar w:fldCharType="separate"/>
+          </w:r>
+          <w:r>
+            <w:rPr>
+              <w:rFonts w:ascii="Avenir Next" w:hAnsi="Avenir Next" w:cs="Avenir Next" w:eastAsia="Avenir Next"/>
+              <w:color w:val="5A5F66"/>
+              <w:sz w:val="15"/>
+              <w:szCs w:val="15"/>
+            </w:rPr>
+            <w:t xml:space="preserve">1</w:t>
+          </w:r>
+          <w:r>
+            <w:rPr>
+              <w:rFonts w:ascii="Avenir Next" w:hAnsi="Avenir Next" w:cs="Avenir Next" w:eastAsia="Avenir Next"/>
+              <w:color w:val="5A5F66"/>
+              <w:sz w:val="15"/>
+              <w:szCs w:val="15"/>
+            </w:rPr>
+            <w:fldChar w:fldCharType="end"/>
+          </w:r>
+          <w:r>
+            <w:rPr>
+              <w:rFonts w:ascii="Avenir Next" w:hAnsi="Avenir Next" w:cs="Avenir Next" w:eastAsia="Avenir Next"/>
+              <w:color w:val="5A5F66"/>
+              <w:sz w:val="15"/>
+              <w:szCs w:val="15"/>
+            </w:rPr>
+            <w:t xml:space="preserve"> of </w:t>
+          </w:r>
+          <w:r>
+            <w:rPr>
+              <w:rFonts w:ascii="Avenir Next" w:hAnsi="Avenir Next" w:cs="Avenir Next" w:eastAsia="Avenir Next"/>
+              <w:color w:val="5A5F66"/>
+              <w:sz w:val="15"/>
+              <w:szCs w:val="15"/>
+            </w:rPr>
+            <w:fldChar w:fldCharType="begin"/>
+          </w:r>
+          <w:r>
+            <w:rPr>
+              <w:rFonts w:ascii="Avenir Next" w:hAnsi="Avenir Next" w:cs="Avenir Next" w:eastAsia="Avenir Next"/>
+              <w:color w:val="5A5F66"/>
+              <w:sz w:val="15"/>
+              <w:szCs w:val="15"/>
+            </w:rPr>
+            <w:instrText xml:space="preserve"> NUMPAGES </w:instrText>
+          </w:r>
+          <w:r>
+            <w:rPr>
+              <w:rFonts w:ascii="Avenir Next" w:hAnsi="Avenir Next" w:cs="Avenir Next" w:eastAsia="Avenir Next"/>
+              <w:color w:val="5A5F66"/>
+              <w:sz w:val="15"/>
+              <w:szCs w:val="15"/>
+            </w:rPr>
+            <w:fldChar w:fldCharType="separate"/>
+          </w:r>
+          <w:r>
+            <w:rPr>
+              <w:rFonts w:ascii="Avenir Next" w:hAnsi="Avenir Next" w:cs="Avenir Next" w:eastAsia="Avenir Next"/>
+              <w:color w:val="5A5F66"/>
+              <w:sz w:val="15"/>
+              <w:szCs w:val="15"/>
+            </w:rPr>
+            <w:t xml:space="preserve">1</w:t>
+          </w:r>
+          <w:r>
+            <w:rPr>
+              <w:rFonts w:ascii="Avenir Next" w:hAnsi="Avenir Next" w:cs="Avenir Next" w:eastAsia="Avenir Next"/>
+              <w:color w:val="5A5F66"/>
+              <w:sz w:val="15"/>
+              <w:szCs w:val="15"/>
+            </w:rPr>
+            <w:fldChar w:fldCharType="end"/>
           </w:r>
         </w:p>
       </w:tc>
@@ -4039,5 +4160,23 @@
       </w:tblCellMar>
     </w:tblPr>
   </w:style>
+  <w:style w:type="paragraph" w:styleId="Heading1">
+    <w:name w:val="heading 1"/>
+    <w:basedOn w:val="Normal"/>
+    <w:pPr>
+      <w:outlineLvl w:val="0"/>
+      <w:keepNext w:val="0"/>
+      <w:keepLines w:val="0"/>
+    </w:pPr>
+  </w:style>
+  <w:style w:type="paragraph" w:styleId="Heading2">
+    <w:name w:val="heading 2"/>
+    <w:basedOn w:val="Normal"/>
+    <w:pPr>
+      <w:outlineLvl w:val="1"/>
+      <w:keepNext w:val="0"/>
+      <w:keepLines w:val="0"/>
+    </w:pPr>
+  </w:style>
 </w:styles>
 </file>